--- a/OS_MindAgent_Mini_Project_Report.docx
+++ b/OS_MindAgent_Mini_Project_Report.docx
@@ -813,7 +813,7 @@
         <w:spacing w:after="120" w:line="276" w:lineRule="auto"/>
       </w:pPr>
       <w:r>
-        <w:t>GitHub Repository URL: https://github.com/user/OS-MindAgent (Repository Initialized &amp; Committed)</w:t>
+        <w:t>GitHub Repository URL: https://github.com/Sumirawandile/OS_MindAgent</w:t>
       </w:r>
     </w:p>
     <w:p>
